--- a/papers/05_B篇_缺口清单与预注册.docx
+++ b/papers/05_B篇_缺口清单与预注册.docx
@@ -134,15 +134,7 @@
         <w:t xml:space="preserve">这正是 A、C 两篇在批评的毛病</w:t>
       </w:r>
       <w:r>
-        <w:t xml:space="preserve">。</w:t>
-      </w:r>
-    </w:p>
-    <w:p>
-      <w:pPr>
-        <w:pStyle w:val="BodyText"/>
-      </w:pPr>
-      <w:r>
-        <w:t xml:space="preserve">⇒ 所以这里给的是：</w:t>
+        <w:t xml:space="preserve">。所以这里给的是：</w:t>
       </w:r>
       <w:r>
         <w:rPr>
@@ -261,7 +253,7 @@
               <w:jc w:val="center"/>
             </w:pPr>
             <w:r>
-              <w:t xml:space="preserve">✅ 可写</w:t>
+              <w:t xml:space="preserve">可写</w:t>
             </w:r>
           </w:p>
         </w:tc>
@@ -291,7 +283,7 @@
               <w:jc w:val="left"/>
             </w:pPr>
             <w:r>
-              <w:t xml:space="preserve">"生成+对抗+递进约束"结构会强制产出比输入更"高级"的叙事 ⇒ 把用户问题降格成待分析对象</w:t>
+              <w:t xml:space="preserve">"生成+对抗+递进约束"结构会强制产出比输入更"高级"的叙事，把用户问题降格成待分析对象</w:t>
             </w:r>
           </w:p>
         </w:tc>
@@ -302,12 +294,6 @@
               <w:pStyle w:val="Compact"/>
               <w:jc w:val="center"/>
             </w:pPr>
-            <w:r>
-              <w:t xml:space="preserve">⚠️</w:t>
-            </w:r>
-            <w:r>
-              <w:t xml:space="preserve"> </w:t>
-            </w:r>
             <w:r>
               <w:rPr>
                 <w:bCs/>
@@ -383,7 +369,7 @@
               <w:jc w:val="center"/>
             </w:pPr>
             <w:r>
-              <w:t xml:space="preserve">✅ 可写</w:t>
+              <w:t xml:space="preserve">可写</w:t>
             </w:r>
           </w:p>
         </w:tc>
@@ -480,7 +466,7 @@
               <w:jc w:val="center"/>
             </w:pPr>
             <w:r>
-              <w:t xml:space="preserve">✅ 可写（</w:t>
+              <w:t xml:space="preserve">可写（</w:t>
             </w:r>
             <w:r>
               <w:rPr>
@@ -520,7 +506,7 @@
               <w:jc w:val="left"/>
             </w:pPr>
             <w:r>
-              <w:t xml:space="preserve">⚠️「7× 调用产出少 7×」应写为「</w:t>
+              <w:t xml:space="preserve">「7× 调用产出少 7×」应写为「</w:t>
             </w:r>
             <w:r>
               <w:rPr>
@@ -533,7 +519,7 @@
               <w:t xml:space="preserve">」</w:t>
             </w:r>
             <w:r>
-              <w:t xml:space="preserve">⚠️「体裁自适应修好一半」应写为「</w:t>
+              <w:t xml:space="preserve">「体裁自适应修好一半」应写为「</w:t>
             </w:r>
             <w:r>
               <w:rPr>
@@ -552,11 +538,7 @@
           <w:p>
             <w:pPr>
               <w:pStyle w:val="Compact"/>
-              <w:jc w:val="center"/>
-            </w:pPr>
-            <w:r>
-              <w:t xml:space="preserve">✅</w:t>
-            </w:r>
+            </w:pPr>
           </w:p>
         </w:tc>
       </w:tr>
@@ -693,7 +675,7 @@
               <w:t xml:space="preserve">n=1</w:t>
             </w:r>
             <w:r>
-              <w:t xml:space="preserve">）⇒ 撑不起"决策类负增益"这个结论</w:t>
+              <w:t xml:space="preserve">），撑不起"决策类负增益"这个结论</w:t>
             </w:r>
           </w:p>
         </w:tc>
@@ -824,10 +806,7 @@
               <w:jc w:val="left"/>
             </w:pPr>
             <w:r>
-              <w:t xml:space="preserve">现在是 6~7 次调用 vs 1 次直调 ⇒</w:t>
-            </w:r>
-            <w:r>
-              <w:t xml:space="preserve"> </w:t>
+              <w:t xml:space="preserve">现在是 6~7 次调用 vs 1 次直调，</w:t>
             </w:r>
             <w:r>
               <w:rPr>
@@ -925,25 +904,50 @@
         <w:t xml:space="preserve"> </w:t>
       </w:r>
       <w:r>
-        <w:t xml:space="preserve">现在都不在仓 ⇒</w:t>
+        <w:t xml:space="preserve">现在都不在仓，</w:t>
+      </w:r>
+      <w:r>
+        <w:rPr>
+          <w:bCs/>
+          <w:b/>
+        </w:rPr>
+        <w:t xml:space="preserve">论文不可复现</w:t>
+      </w:r>
+      <w:r>
+        <w:t xml:space="preserve">）</w:t>
       </w:r>
       <w:r>
         <w:t xml:space="preserve"> </w:t>
       </w:r>
       <w:r>
-        <w:rPr>
-          <w:bCs/>
-          <w:b/>
-        </w:rPr>
-        <w:t xml:space="preserve">论文不可复现</w:t>
-      </w:r>
-      <w:r>
-        <w:t xml:space="preserve">）</w:t>
+        <w:t xml:space="preserve">-</w:t>
       </w:r>
       <w:r>
         <w:t xml:space="preserve"> </w:t>
       </w:r>
       <w:r>
+        <w:rPr>
+          <w:rStyle w:val="VerbatimChar"/>
+        </w:rPr>
+        <w:t xml:space="preserve">📌</w:t>
+      </w:r>
+      <w:r>
+        <w:t xml:space="preserve"> </w:t>
+      </w:r>
+      <w:r>
+        <w:rPr>
+          <w:bCs/>
+          <w:b/>
+        </w:rPr>
+        <w:t xml:space="preserve">净增益 = 新增 − 丢失</w:t>
+      </w:r>
+      <w:r>
+        <w:t xml:space="preserve">（只测了"新增"侧，"新增很多 + 丢光基线"看不出来）</w:t>
+      </w:r>
+      <w:r>
+        <w:t xml:space="preserve"> </w:t>
+      </w:r>
+      <w:r>
         <w:t xml:space="preserve">-</w:t>
       </w:r>
       <w:r>
@@ -963,41 +967,10 @@
           <w:bCs/>
           <w:b/>
         </w:rPr>
-        <w:t xml:space="preserve">净增益 = 新增 − 丢失</w:t>
-      </w:r>
-      <w:r>
-        <w:t xml:space="preserve">（只测了"新增"侧 ⇒ "新增很多 + 丢光基线"看不出来）</w:t>
-      </w:r>
-      <w:r>
-        <w:t xml:space="preserve"> </w:t>
-      </w:r>
-      <w:r>
-        <w:t xml:space="preserve">-</w:t>
-      </w:r>
-      <w:r>
-        <w:t xml:space="preserve"> </w:t>
-      </w:r>
-      <w:r>
-        <w:rPr>
-          <w:rStyle w:val="VerbatimChar"/>
-        </w:rPr>
-        <w:t xml:space="preserve">📌</w:t>
-      </w:r>
-      <w:r>
-        <w:t xml:space="preserve"> </w:t>
-      </w:r>
-      <w:r>
-        <w:rPr>
-          <w:bCs/>
-          <w:b/>
-        </w:rPr>
         <w:t xml:space="preserve">孪生任务 + 负对照诊断集</w:t>
       </w:r>
       <w:r>
-        <w:t xml:space="preserve">（"条件改变会改变合理判断"测条件敏感探索；"只改措辞不改结论"测无关新奇 ⇒</w:t>
-      </w:r>
-      <w:r>
-        <w:t xml:space="preserve"> </w:t>
+        <w:t xml:space="preserve">（"条件改变会改变合理判断"测条件敏感探索；"只改措辞不改结论"测无关新奇，</w:t>
       </w:r>
       <w:r>
         <w:rPr>
@@ -1089,7 +1062,7 @@
         <w:t xml:space="preserve">H2</w:t>
       </w:r>
       <w:r>
-        <w:t xml:space="preserve">：移除 N2（其余模块不动）⇒ 体裁漂移显著减少。</w:t>
+        <w:t xml:space="preserve">：移除 N2（其余模块不动），体裁漂移显著减少。</w:t>
       </w:r>
       <w:r>
         <w:t xml:space="preserve"> </w:t>
@@ -1143,7 +1116,17 @@
         <w:t xml:space="preserve">判死门</w:t>
       </w:r>
       <w:r>
-        <w:t xml:space="preserve">：若 H3 成立（增益来自分支数或 preflight）⇒</w:t>
+        <w:t xml:space="preserve">：若 H3 成立（增益来自分支数或 preflight），</w:t>
+      </w:r>
+      <w:r>
+        <w:rPr>
+          <w:bCs/>
+          <w:b/>
+        </w:rPr>
+        <w:t xml:space="preserve">"根因在 N2"即被推翻，正文机制节必须改写</w:t>
+      </w:r>
+      <w:r>
+        <w:t xml:space="preserve">。</w:t>
       </w:r>
       <w:r>
         <w:t xml:space="preserve"> </w:t>
@@ -1153,49 +1136,33 @@
           <w:bCs/>
           <w:b/>
         </w:rPr>
-        <w:t xml:space="preserve">"根因在 N2"即被推翻，正文机制节必须改写</w:t>
+        <w:t xml:space="preserve">盲性</w:t>
+      </w:r>
+      <w:r>
+        <w:t xml:space="preserve">：判据</w:t>
+      </w:r>
+      <w:r>
+        <w:t xml:space="preserve"> </w:t>
+      </w:r>
+      <w:r>
+        <w:rPr>
+          <w:rStyle w:val="VerbatimChar"/>
+        </w:rPr>
+        <w:t xml:space="preserve">blind=false</w:t>
+      </w:r>
+      <w:r>
+        <w:t xml:space="preserve">（措辞写在看过输出之后），</w:t>
+      </w:r>
+      <w:r>
+        <w:rPr>
+          <w:bCs/>
+          <w:b/>
+        </w:rPr>
+        <w:t xml:space="preserve">必须在正文里声明这一点</w:t>
       </w:r>
       <w:r>
         <w:t xml:space="preserve">。</w:t>
       </w:r>
-      <w:r>
-        <w:t xml:space="preserve"> </w:t>
-      </w:r>
-      <w:r>
-        <w:rPr>
-          <w:bCs/>
-          <w:b/>
-        </w:rPr>
-        <w:t xml:space="preserve">盲性</w:t>
-      </w:r>
-      <w:r>
-        <w:t xml:space="preserve">：判据</w:t>
-      </w:r>
-      <w:r>
-        <w:t xml:space="preserve"> </w:t>
-      </w:r>
-      <w:r>
-        <w:rPr>
-          <w:rStyle w:val="VerbatimChar"/>
-        </w:rPr>
-        <w:t xml:space="preserve">blind=false</w:t>
-      </w:r>
-      <w:r>
-        <w:t xml:space="preserve">（措辞写在看过输出之后）⇒</w:t>
-      </w:r>
-      <w:r>
-        <w:t xml:space="preserve"> </w:t>
-      </w:r>
-      <w:r>
-        <w:rPr>
-          <w:bCs/>
-          <w:b/>
-        </w:rPr>
-        <w:t xml:space="preserve">必须在正文里声明这一点</w:t>
-      </w:r>
-      <w:r>
-        <w:t xml:space="preserve">。</w:t>
-      </w:r>
     </w:p>
     <w:p>
       <w:pPr>
@@ -1216,7 +1183,7 @@
           <w:bCs/>
           <w:b/>
         </w:rPr>
-        <w:t xml:space="preserve">题内相关 r 从未测过 ⇒ 不预设题数</w:t>
+        <w:t xml:space="preserve">题内相关 r 从未测过，不预设题数</w:t>
       </w:r>
       <w:r>
         <w:t xml:space="preserve">（沿用第四组的教训）。</w:t>
@@ -1265,10 +1232,7 @@
         <w:t xml:space="preserve">B 篇说</w:t>
       </w:r>
       <w:r>
-        <w:t xml:space="preserve">"为什么在某些体裁上是灾难性的"。⇒</w:t>
-      </w:r>
-      <w:r>
-        <w:t xml:space="preserve"> </w:t>
+        <w:t xml:space="preserve">"为什么在某些体裁上是灾难性的"。</w:t>
       </w:r>
       <w:r>
         <w:rPr>
@@ -1299,12 +1263,6 @@
         <w:pStyle w:val="Compact"/>
       </w:pPr>
       <w:r>
-        <w:t xml:space="preserve">⚠️</w:t>
-      </w:r>
-      <w:r>
-        <w:t xml:space="preserve"> </w:t>
-      </w:r>
-      <w:r>
         <w:rPr>
           <w:bCs/>
           <w:b/>
@@ -1332,7 +1290,7 @@
         <w:t xml:space="preserve">搜索空间层</w:t>
       </w:r>
       <w:r>
-        <w:t xml:space="preserve">。⇒ 证据不可互相挪用。</w:t>
+        <w:t xml:space="preserve">。证据不可互相挪用。</w:t>
       </w:r>
     </w:p>
     <w:p>
@@ -1384,12 +1342,6 @@
       <w:pPr>
         <w:pStyle w:val="FirstParagraph"/>
       </w:pPr>
-      <w:r>
-        <w:t xml:space="preserve">⇒ ★</w:t>
-      </w:r>
-      <w:r>
-        <w:t xml:space="preserve"> </w:t>
-      </w:r>
       <w:r>
         <w:rPr>
           <w:bCs/>

--- a/papers/05_B篇_缺口清单与预注册.docx
+++ b/papers/05_B篇_缺口清单与预注册.docx
@@ -929,7 +929,7 @@
         <w:rPr>
           <w:rStyle w:val="VerbatimChar"/>
         </w:rPr>
-        <w:t xml:space="preserve">📌</w:t>
+        <w:t xml:space="preserve">【待回查】</w:t>
       </w:r>
       <w:r>
         <w:t xml:space="preserve"> </w:t>
@@ -957,7 +957,7 @@
         <w:rPr>
           <w:rStyle w:val="VerbatimChar"/>
         </w:rPr>
-        <w:t xml:space="preserve">📌</w:t>
+        <w:t xml:space="preserve">【待回查】</w:t>
       </w:r>
       <w:r>
         <w:t xml:space="preserve"> </w:t>
